--- a/Volume 1/Chapter 02 - Language Fundamentals/SPA_Vol1_Ch2_Lesson2_4_Conditions.docx
+++ b/Volume 1/Chapter 02 - Language Fundamentals/SPA_Vol1_Ch2_Lesson2_4_Conditions.docx
@@ -913,7 +913,7 @@
         <w:keepNext/>
       </w:pPr>
       <w:r>
-        <w:t>Save each source and supporting file from this lesson into the matching path in the project layout. As in Chapter 1, notepad .\c\basic_conditions.c creates and opens one: choose Yes, type the file, save it with Ctrl+S, and close Notepad. Then install the TypeScript compiler for this project.</w:t>
+        <w:t>Next, let the tools create each project's settings file. Remember, -o names the project folder; you replace the starter Program.cs with this lesson's code in the C# section. Remember, go.mod makes the folder a module; its go line shows the Go version you have installed.</w:t>
       </w:r>
     </w:p>
     <w:p>
@@ -924,9 +924,298 @@
     <w:p>
       <w:pPr>
         <w:pStyle w:val="CommandBlock"/>
-      </w:pPr>
-      <w:r>
-        <w:t>npm --prefix .\typescript install --ignore-scripts --no-audit --no-fund</w:t>
+        <w:keepNext/>
+      </w:pPr>
+      <w:r>
+        <w:t>dotnet new console -o .\csharp\BasicConditions</w:t>
+      </w:r>
+    </w:p>
+    <w:p>
+      <w:pPr>
+        <w:pStyle w:val="CommandBlock"/>
+        <w:keepNext/>
+      </w:pPr>
+      <w:r>
+        <w:t>dotnet new console -o .\csharp\Conditions</w:t>
+      </w:r>
+    </w:p>
+    <w:p>
+      <w:pPr>
+        <w:pStyle w:val="CommandBlock"/>
+      </w:pPr>
+      <w:r>
+        <w:t>go -C .\go mod init example.com/conditions</w:t>
+      </w:r>
+    </w:p>
+    <w:p>
+      <w:pPr>
+        <w:keepNext/>
+      </w:pPr>
+    </w:p>
+    <w:p>
+      <w:pPr>
+        <w:keepNext/>
+      </w:pPr>
+      <w:r>
+        <w:t>Then make the TypeScript project's package.json. Remember, npm init -y, npm pkg, then npm install, inside .\typescript: Push-Location moves into it and Pop-Location moves back to lesson-2.4.</w:t>
+      </w:r>
+    </w:p>
+    <w:p>
+      <w:pPr>
+        <w:keepNext/>
+      </w:pPr>
+    </w:p>
+    <w:p>
+      <w:pPr>
+        <w:pStyle w:val="CommandBlock"/>
+        <w:keepNext/>
+      </w:pPr>
+      <w:r>
+        <w:t>Push-Location .\typescript</w:t>
+      </w:r>
+    </w:p>
+    <w:p>
+      <w:pPr>
+        <w:pStyle w:val="CommandBlock"/>
+        <w:keepNext/>
+      </w:pPr>
+      <w:r>
+        <w:t>npm init -y</w:t>
+      </w:r>
+    </w:p>
+    <w:p>
+      <w:pPr>
+        <w:pStyle w:val="CommandBlock"/>
+        <w:keepNext/>
+      </w:pPr>
+      <w:r>
+        <w:t>npm pkg set name=conditions-typescript type=module</w:t>
+      </w:r>
+    </w:p>
+    <w:p>
+      <w:pPr>
+        <w:pStyle w:val="CommandBlock"/>
+        <w:keepNext/>
+      </w:pPr>
+      <w:r>
+        <w:t>npm pkg set private=true --json</w:t>
+      </w:r>
+    </w:p>
+    <w:p>
+      <w:pPr>
+        <w:pStyle w:val="CommandBlock"/>
+        <w:keepNext/>
+      </w:pPr>
+      <w:r>
+        <w:t>npm pkg set "scripts.check=tsc --noEmit" "scripts.build=tsc --noEmitOnError"</w:t>
+      </w:r>
+    </w:p>
+    <w:p>
+      <w:pPr>
+        <w:pStyle w:val="CommandBlock"/>
+        <w:keepNext/>
+      </w:pPr>
+      <w:r>
+        <w:t>npm pkg delete version description main keywords author license scripts.test</w:t>
+      </w:r>
+    </w:p>
+    <w:p>
+      <w:pPr>
+        <w:pStyle w:val="CommandBlock"/>
+        <w:keepNext/>
+      </w:pPr>
+      <w:r>
+        <w:t>npm install --save-dev --save-exact typescript@7.0.2 @types/node@24.13.5 `</w:t>
+      </w:r>
+    </w:p>
+    <w:p>
+      <w:pPr>
+        <w:pStyle w:val="CommandBlock"/>
+        <w:keepNext/>
+      </w:pPr>
+      <w:r>
+        <w:t xml:space="preserve">    --ignore-scripts --no-audit --no-fund</w:t>
+      </w:r>
+    </w:p>
+    <w:p>
+      <w:pPr>
+        <w:pStyle w:val="CommandBlock"/>
+      </w:pPr>
+      <w:r>
+        <w:t>Pop-Location</w:t>
+      </w:r>
+    </w:p>
+    <w:p>
+      <w:pPr>
+        <w:keepNext/>
+      </w:pPr>
+    </w:p>
+    <w:p>
+      <w:r>
+        <w:t>Then type the TypeScript compiler settings. As in Chapter 1, notepad .\typescript\tsconfig.json creates and opens the file: choose Yes, type the file, save it with Ctrl+S, and close Notepad.</w:t>
+      </w:r>
+    </w:p>
+    <w:p>
+      <w:pPr>
+        <w:keepNext/>
+      </w:pPr>
+    </w:p>
+    <w:p>
+      <w:pPr>
+        <w:pStyle w:val="Heading3"/>
+      </w:pPr>
+      <w:r>
+        <w:t>typescript/tsconfig.json</w:t>
+      </w:r>
+    </w:p>
+    <w:p>
+      <w:pPr>
+        <w:pStyle w:val="SourceCode"/>
+        <w:keepNext/>
+      </w:pPr>
+      <w:r>
+        <w:t>{</w:t>
+      </w:r>
+    </w:p>
+    <w:p>
+      <w:pPr>
+        <w:pStyle w:val="SourceCode"/>
+        <w:keepNext/>
+      </w:pPr>
+      <w:r>
+        <w:t xml:space="preserve">  "compilerOptions": {</w:t>
+      </w:r>
+    </w:p>
+    <w:p>
+      <w:pPr>
+        <w:pStyle w:val="SourceCode"/>
+      </w:pPr>
+      <w:r>
+        <w:t xml:space="preserve">    "target": "ES2022",</w:t>
+      </w:r>
+    </w:p>
+    <w:p>
+      <w:pPr>
+        <w:pStyle w:val="SourceCode"/>
+      </w:pPr>
+      <w:r>
+        <w:t xml:space="preserve">    "module": "NodeNext",</w:t>
+      </w:r>
+    </w:p>
+    <w:p>
+      <w:pPr>
+        <w:pStyle w:val="SourceCode"/>
+      </w:pPr>
+      <w:r>
+        <w:t xml:space="preserve">    "moduleResolution": "NodeNext",</w:t>
+      </w:r>
+    </w:p>
+    <w:p>
+      <w:pPr>
+        <w:pStyle w:val="SourceCode"/>
+      </w:pPr>
+      <w:r>
+        <w:t xml:space="preserve">    "rootDir": "src",</w:t>
+      </w:r>
+    </w:p>
+    <w:p>
+      <w:pPr>
+        <w:pStyle w:val="SourceCode"/>
+      </w:pPr>
+      <w:r>
+        <w:t xml:space="preserve">    "outDir": "dist",</w:t>
+      </w:r>
+    </w:p>
+    <w:p>
+      <w:pPr>
+        <w:pStyle w:val="SourceCode"/>
+      </w:pPr>
+      <w:r>
+        <w:t xml:space="preserve">    "strict": true,</w:t>
+      </w:r>
+    </w:p>
+    <w:p>
+      <w:pPr>
+        <w:pStyle w:val="SourceCode"/>
+      </w:pPr>
+      <w:r>
+        <w:t xml:space="preserve">    "types": [</w:t>
+      </w:r>
+    </w:p>
+    <w:p>
+      <w:pPr>
+        <w:pStyle w:val="SourceCode"/>
+      </w:pPr>
+      <w:r>
+        <w:t xml:space="preserve">      "node"</w:t>
+      </w:r>
+    </w:p>
+    <w:p>
+      <w:pPr>
+        <w:pStyle w:val="SourceCode"/>
+      </w:pPr>
+      <w:r>
+        <w:t xml:space="preserve">    ],</w:t>
+      </w:r>
+    </w:p>
+    <w:p>
+      <w:pPr>
+        <w:pStyle w:val="SourceCode"/>
+      </w:pPr>
+      <w:r>
+        <w:t xml:space="preserve">    "moduleDetection": "force"</w:t>
+      </w:r>
+    </w:p>
+    <w:p>
+      <w:pPr>
+        <w:pStyle w:val="SourceCode"/>
+      </w:pPr>
+      <w:r>
+        <w:t xml:space="preserve">  },</w:t>
+      </w:r>
+    </w:p>
+    <w:p>
+      <w:pPr>
+        <w:pStyle w:val="SourceCode"/>
+      </w:pPr>
+      <w:r>
+        <w:t xml:space="preserve">  "include": [</w:t>
+      </w:r>
+    </w:p>
+    <w:p>
+      <w:pPr>
+        <w:pStyle w:val="SourceCode"/>
+        <w:keepNext/>
+      </w:pPr>
+      <w:r>
+        <w:t xml:space="preserve">    "src/**/*.ts"</w:t>
+      </w:r>
+    </w:p>
+    <w:p>
+      <w:pPr>
+        <w:pStyle w:val="SourceCode"/>
+        <w:keepNext/>
+      </w:pPr>
+      <w:r>
+        <w:t xml:space="preserve">  ]</w:t>
+      </w:r>
+    </w:p>
+    <w:p>
+      <w:pPr>
+        <w:pStyle w:val="SourceCode"/>
+      </w:pPr>
+      <w:r>
+        <w:t>}</w:t>
+      </w:r>
+    </w:p>
+    <w:p>
+      <w:pPr>
+        <w:keepNext/>
+      </w:pPr>
+    </w:p>
+    <w:p>
+      <w:r>
+        <w:t>You save each source file in its language's section below, as each is shown, the same way.</w:t>
       </w:r>
     </w:p>
     <w:p>
@@ -996,7 +1285,7 @@
         <w:keepNext/>
       </w:pPr>
       <w:r>
-        <w:t>Save each source and supporting file from this lesson into the matching path in the project layout. As in Chapter 1, nano ./c/basic_conditions.c creates and opens one: type the file, then save and close it with Ctrl+O, Enter, then Ctrl+X. Then install the TypeScript compiler for this project.</w:t>
+        <w:t>Then create the C#, Go, and TypeScript project files with the same commands as on Windows; cd moves into ./typescript for the npm lines, and cd .. moves back.</w:t>
       </w:r>
     </w:p>
     <w:p>
@@ -1007,9 +1296,118 @@
     <w:p>
       <w:pPr>
         <w:pStyle w:val="CommandBlock"/>
-      </w:pPr>
-      <w:r>
-        <w:t>npm --prefix ./typescript install --ignore-scripts --no-audit --no-fund</w:t>
+        <w:keepNext/>
+      </w:pPr>
+      <w:r>
+        <w:t>dotnet new console -o ./csharp/BasicConditions</w:t>
+      </w:r>
+    </w:p>
+    <w:p>
+      <w:pPr>
+        <w:pStyle w:val="CommandBlock"/>
+        <w:keepNext/>
+      </w:pPr>
+      <w:r>
+        <w:t>dotnet new console -o ./csharp/Conditions</w:t>
+      </w:r>
+    </w:p>
+    <w:p>
+      <w:pPr>
+        <w:pStyle w:val="CommandBlock"/>
+        <w:keepNext/>
+      </w:pPr>
+      <w:r>
+        <w:t>go -C ./go mod init example.com/conditions</w:t>
+      </w:r>
+    </w:p>
+    <w:p>
+      <w:pPr>
+        <w:pStyle w:val="CommandBlock"/>
+        <w:keepNext/>
+      </w:pPr>
+      <w:r>
+        <w:t>cd ./typescript</w:t>
+      </w:r>
+    </w:p>
+    <w:p>
+      <w:pPr>
+        <w:pStyle w:val="CommandBlock"/>
+        <w:keepNext/>
+      </w:pPr>
+      <w:r>
+        <w:t>npm init -y</w:t>
+      </w:r>
+    </w:p>
+    <w:p>
+      <w:pPr>
+        <w:pStyle w:val="CommandBlock"/>
+        <w:keepNext/>
+      </w:pPr>
+      <w:r>
+        <w:t>npm pkg set name=conditions-typescript type=module</w:t>
+      </w:r>
+    </w:p>
+    <w:p>
+      <w:pPr>
+        <w:pStyle w:val="CommandBlock"/>
+        <w:keepNext/>
+      </w:pPr>
+      <w:r>
+        <w:t>npm pkg set private=true --json</w:t>
+      </w:r>
+    </w:p>
+    <w:p>
+      <w:pPr>
+        <w:pStyle w:val="CommandBlock"/>
+        <w:keepNext/>
+      </w:pPr>
+      <w:r>
+        <w:t>npm pkg set "scripts.check=tsc --noEmit" "scripts.build=tsc --noEmitOnError"</w:t>
+      </w:r>
+    </w:p>
+    <w:p>
+      <w:pPr>
+        <w:pStyle w:val="CommandBlock"/>
+        <w:keepNext/>
+      </w:pPr>
+      <w:r>
+        <w:t>npm pkg delete version description main keywords author license scripts.test</w:t>
+      </w:r>
+    </w:p>
+    <w:p>
+      <w:pPr>
+        <w:pStyle w:val="CommandBlock"/>
+        <w:keepNext/>
+      </w:pPr>
+      <w:r>
+        <w:t>npm install --save-dev --save-exact typescript@7.0.2 @types/node@24.13.5 \</w:t>
+      </w:r>
+    </w:p>
+    <w:p>
+      <w:pPr>
+        <w:pStyle w:val="CommandBlock"/>
+        <w:keepNext/>
+      </w:pPr>
+      <w:r>
+        <w:t xml:space="preserve">    --ignore-scripts --no-audit --no-fund</w:t>
+      </w:r>
+    </w:p>
+    <w:p>
+      <w:pPr>
+        <w:pStyle w:val="CommandBlock"/>
+      </w:pPr>
+      <w:r>
+        <w:t>cd ..</w:t>
+      </w:r>
+    </w:p>
+    <w:p>
+      <w:pPr>
+        <w:keepNext/>
+      </w:pPr>
+    </w:p>
+    <w:p>
+      <w:r>
+        <w:t>Type typescript/tsconfig.json exactly as shown in the Windows setup. You save each source file in its language's section below, as each is shown. As in Chapter 1, nano ./c/basic_conditions.c creates and opens one: type the file, then save and close it with Ctrl+O, Enter, then Ctrl+X.</w:t>
       </w:r>
     </w:p>
     <w:p>
@@ -16066,6 +16464,11 @@
       </w:r>
     </w:p>
     <w:p>
+      <w:r>
+        <w:t>These are the files the setup commands wrote, shown here so you can check yours. Your go line shows your own Go version, and the blank lines and the order of the package.json fields may differ.</w:t>
+      </w:r>
+    </w:p>
+    <w:p>
       <w:pPr>
         <w:keepNext/>
       </w:pPr>
@@ -16400,164 +16803,6 @@
       </w:pPr>
       <w:r>
         <w:t xml:space="preserve">  }</w:t>
-      </w:r>
-    </w:p>
-    <w:p>
-      <w:pPr>
-        <w:pStyle w:val="SourceCode"/>
-      </w:pPr>
-      <w:r>
-        <w:t>}</w:t>
-      </w:r>
-    </w:p>
-    <w:p>
-      <w:pPr>
-        <w:keepNext/>
-      </w:pPr>
-    </w:p>
-    <w:p>
-      <w:pPr>
-        <w:keepNext/>
-      </w:pPr>
-    </w:p>
-    <w:p>
-      <w:pPr>
-        <w:pStyle w:val="Heading2"/>
-      </w:pPr>
-      <w:r>
-        <w:t>typescript/tsconfig.json</w:t>
-      </w:r>
-    </w:p>
-    <w:p>
-      <w:pPr>
-        <w:pStyle w:val="SourceCode"/>
-        <w:keepNext/>
-      </w:pPr>
-      <w:r>
-        <w:t>{</w:t>
-      </w:r>
-    </w:p>
-    <w:p>
-      <w:pPr>
-        <w:pStyle w:val="SourceCode"/>
-        <w:keepNext/>
-      </w:pPr>
-      <w:r>
-        <w:t xml:space="preserve">  "compilerOptions": {</w:t>
-      </w:r>
-    </w:p>
-    <w:p>
-      <w:pPr>
-        <w:pStyle w:val="SourceCode"/>
-      </w:pPr>
-      <w:r>
-        <w:t xml:space="preserve">    "target": "ES2022",</w:t>
-      </w:r>
-    </w:p>
-    <w:p>
-      <w:pPr>
-        <w:pStyle w:val="SourceCode"/>
-      </w:pPr>
-      <w:r>
-        <w:t xml:space="preserve">    "module": "NodeNext",</w:t>
-      </w:r>
-    </w:p>
-    <w:p>
-      <w:pPr>
-        <w:pStyle w:val="SourceCode"/>
-      </w:pPr>
-      <w:r>
-        <w:t xml:space="preserve">    "moduleResolution": "NodeNext",</w:t>
-      </w:r>
-    </w:p>
-    <w:p>
-      <w:pPr>
-        <w:pStyle w:val="SourceCode"/>
-      </w:pPr>
-      <w:r>
-        <w:t xml:space="preserve">    "rootDir": "src",</w:t>
-      </w:r>
-    </w:p>
-    <w:p>
-      <w:pPr>
-        <w:pStyle w:val="SourceCode"/>
-      </w:pPr>
-      <w:r>
-        <w:t xml:space="preserve">    "outDir": "dist",</w:t>
-      </w:r>
-    </w:p>
-    <w:p>
-      <w:pPr>
-        <w:pStyle w:val="SourceCode"/>
-      </w:pPr>
-      <w:r>
-        <w:t xml:space="preserve">    "strict": true,</w:t>
-      </w:r>
-    </w:p>
-    <w:p>
-      <w:pPr>
-        <w:pStyle w:val="SourceCode"/>
-      </w:pPr>
-      <w:r>
-        <w:t xml:space="preserve">    "types": [</w:t>
-      </w:r>
-    </w:p>
-    <w:p>
-      <w:pPr>
-        <w:pStyle w:val="SourceCode"/>
-      </w:pPr>
-      <w:r>
-        <w:t xml:space="preserve">      "node"</w:t>
-      </w:r>
-    </w:p>
-    <w:p>
-      <w:pPr>
-        <w:pStyle w:val="SourceCode"/>
-      </w:pPr>
-      <w:r>
-        <w:t xml:space="preserve">    ],</w:t>
-      </w:r>
-    </w:p>
-    <w:p>
-      <w:pPr>
-        <w:pStyle w:val="SourceCode"/>
-      </w:pPr>
-      <w:r>
-        <w:t xml:space="preserve">    "moduleDetection": "force"</w:t>
-      </w:r>
-    </w:p>
-    <w:p>
-      <w:pPr>
-        <w:pStyle w:val="SourceCode"/>
-      </w:pPr>
-      <w:r>
-        <w:t xml:space="preserve">  },</w:t>
-      </w:r>
-    </w:p>
-    <w:p>
-      <w:pPr>
-        <w:pStyle w:val="SourceCode"/>
-      </w:pPr>
-      <w:r>
-        <w:t xml:space="preserve">  "include": [</w:t>
-      </w:r>
-    </w:p>
-    <w:p>
-      <w:pPr>
-        <w:pStyle w:val="SourceCode"/>
-        <w:keepNext/>
-      </w:pPr>
-      <w:r>
-        <w:t xml:space="preserve">    "src/**/*.ts"</w:t>
-      </w:r>
-    </w:p>
-    <w:p>
-      <w:pPr>
-        <w:pStyle w:val="SourceCode"/>
-        <w:keepNext/>
-      </w:pPr>
-      <w:r>
-        <w:t xml:space="preserve">  ]</w:t>
       </w:r>
     </w:p>
     <w:p>
@@ -17889,31 +18134,31 @@
       </w:rPr>
     </w:lvl>
   </w:abstractNum>
-  <w:num w:numId="1" w16cid:durableId="1054500281">
+  <w:num w:numId="1" w16cid:durableId="1532762794">
     <w:abstractNumId w:val="8"/>
   </w:num>
-  <w:num w:numId="2" w16cid:durableId="758871272">
+  <w:num w:numId="2" w16cid:durableId="1160122604">
     <w:abstractNumId w:val="6"/>
   </w:num>
-  <w:num w:numId="3" w16cid:durableId="1858158354">
+  <w:num w:numId="3" w16cid:durableId="625090224">
     <w:abstractNumId w:val="5"/>
   </w:num>
-  <w:num w:numId="4" w16cid:durableId="1124160019">
+  <w:num w:numId="4" w16cid:durableId="431123533">
     <w:abstractNumId w:val="4"/>
   </w:num>
-  <w:num w:numId="5" w16cid:durableId="1398817211">
+  <w:num w:numId="5" w16cid:durableId="85076565">
     <w:abstractNumId w:val="7"/>
   </w:num>
-  <w:num w:numId="6" w16cid:durableId="472526320">
+  <w:num w:numId="6" w16cid:durableId="566261635">
     <w:abstractNumId w:val="3"/>
   </w:num>
-  <w:num w:numId="7" w16cid:durableId="1462310499">
+  <w:num w:numId="7" w16cid:durableId="760681491">
     <w:abstractNumId w:val="2"/>
   </w:num>
-  <w:num w:numId="8" w16cid:durableId="473067491">
+  <w:num w:numId="8" w16cid:durableId="451705417">
     <w:abstractNumId w:val="1"/>
   </w:num>
-  <w:num w:numId="9" w16cid:durableId="751897567">
+  <w:num w:numId="9" w16cid:durableId="50664525">
     <w:abstractNumId w:val="0"/>
   </w:num>
 </w:numbering>

--- a/Volume 1/Chapter 02 - Language Fundamentals/SPA_Vol1_Ch2_Lesson2_4_Conditions.docx
+++ b/Volume 1/Chapter 02 - Language Fundamentals/SPA_Vol1_Ch2_Lesson2_4_Conditions.docx
@@ -2944,10 +2944,7 @@
     </w:p>
     <w:p>
       <w:r>
-        <w:t>The production-minded version makes the same decisions and prints the same report, without the Switch lines: a program needs each decision only once. It adds one habit that matters for conditions: every limit a condition tests, such as 443 or 80, is a named constant. A condition then reads as words, such as cpu percent greater than the warning percent, and a rule changes in exactly one place. The 0 and 100 in the disk check stay numbers, because they are not limits: 0 means no disk, and 100 turns a fraction</w:t>
-      </w:r>
-      <w:r>
-        <w:t xml:space="preserve"> into a percent. Each function's comment also states its boundary, such as exactly 80 percent is Normal, and says why the disk guard comes first.</w:t>
+        <w:t>The production-minded version makes the same decisions and prints the same report, without the Switch lines: a program needs each decision only once. It adds one habit that matters for conditions: every limit a condition tests, such as 443 or 80, is a named constant. A condition then reads as words, such as cpu percent greater than the warning percent, and a rule changes in exactly one place. The 0 and 100 in the disk check stay numbers, because they are not limits: 0 means no disk, and 100 turns a fraction into a percent. Each function's comment also states its boundary, such as exactly 80 percent is Normal, and says why the disk guard comes first.</w:t>
       </w:r>
     </w:p>
     <w:p>
@@ -3936,10 +3933,7 @@
     </w:p>
     <w:p>
       <w:r>
-        <w:t>Both versions make the same decisions. The Basic version makes the port decision twice, as an else-if chain and as a switch, so you can compare the two forms; the Production-Minded version keeps one, the chain, because it works with the named constants in every language: a C case cannot use a const int, and in Python case HTTPS_PORT captures instead of comparing; C++, C#, Go, and TypeScript could switch on these constants. The Basic version writes each tested number, such as 443 or 80, straight into its con</w:t>
-      </w:r>
-      <w:r>
-        <w:t>dition; the Production-Minded version gives each limit a name once, at the top of the file, and every condition uses the name.</w:t>
+        <w:t>Both versions make the same decisions. The Basic version makes the port decision twice, as an else-if chain and as a switch, so you can compare the two forms; the Production-Minded version keeps one, the chain, because it works with the named constants in every language: a C case cannot use a const int, and in Python case HTTPS_PORT captures instead of comparing; C++, C#, Go, and TypeScript could switch on these constants. The Basic version writes each tested number, such as 443 or 80, straight into its condition; the Production-Minded version gives each limit a name once, at the top of the file, and every condition uses the name.</w:t>
       </w:r>
     </w:p>
     <w:p>
@@ -5420,10 +5414,7 @@
     </w:p>
     <w:p>
       <w:r>
-        <w:t>The production-minded version makes the same decisions and prints the same report, without the Switch lines: a program needs each decision only once. It adds one habit that matters for conditions: every limit a condition tests, such as 443 or 80, is a named constant. A condition then reads as words, such as cpu percent greater than the warning percent, and a rule changes in exactly one place. The 0 and 100 in the disk check stay numbers, because they are not limits: 0 means no disk, and 100 turns a fraction</w:t>
-      </w:r>
-      <w:r>
-        <w:t xml:space="preserve"> into a percent. Each function's comment also states its boundary, such as exactly 80 percent is Normal, and says why the disk guard comes first.</w:t>
+        <w:t>The production-minded version makes the same decisions and prints the same report, without the Switch lines: a program needs each decision only once. It adds one habit that matters for conditions: every limit a condition tests, such as 443 or 80, is a named constant. A condition then reads as words, such as cpu percent greater than the warning percent, and a rule changes in exactly one place. The 0 and 100 in the disk check stay numbers, because they are not limits: 0 means no disk, and 100 turns a fraction into a percent. Each function's comment also states its boundary, such as exactly 80 percent is Normal, and says why the disk guard comes first.</w:t>
       </w:r>
     </w:p>
     <w:p>
@@ -6399,10 +6390,7 @@
     </w:p>
     <w:p>
       <w:r>
-        <w:t>Both versions make the same decisions. The Basic version makes the port decision twice, as an else-if chain and as a switch, so you can compare the two forms; the Production-Minded version keeps one, the chain, because it works with the named constants in every language: a C case cannot use a const int, and in Python case HTTPS_PORT captures instead of comparing; C++, C#, Go, and TypeScript could switch on these constants. The Basic version writes each tested number, such as 443 or 80, straight into its con</w:t>
-      </w:r>
-      <w:r>
-        <w:t>dition; the Production-Minded version gives each limit a name once, at the top of the file, and every condition uses the name.</w:t>
+        <w:t>Both versions make the same decisions. The Basic version makes the port decision twice, as an else-if chain and as a switch, so you can compare the two forms; the Production-Minded version keeps one, the chain, because it works with the named constants in every language: a C case cannot use a const int, and in Python case HTTPS_PORT captures instead of comparing; C++, C#, Go, and TypeScript could switch on these constants. The Basic version writes each tested number, such as 443 or 80, straight into its condition; the Production-Minded version gives each limit a name once, at the top of the file, and every condition uses the name.</w:t>
       </w:r>
     </w:p>
     <w:p>
@@ -8040,10 +8028,7 @@
     </w:p>
     <w:p>
       <w:r>
-        <w:t>The production-minded version makes the same decisions and prints the same report, without the Switch lines: a program needs each decision only once. It adds one habit that matters for conditions: every limit a condition tests, such as 443 or 80, is a named constant. A condition then reads as words, such as cpu percent greater than the warning percent, and a rule changes in exactly one place. The 0 and 100 in the disk check stay numbers, because they are not limits: 0 means no disk, and 100 turns a fraction</w:t>
-      </w:r>
-      <w:r>
-        <w:t xml:space="preserve"> into a percent. Each function's comment also states its boundary, such as exactly 80 percent is Normal, and says why the disk guard comes first.</w:t>
+        <w:t>The production-minded version makes the same decisions and prints the same report, without the Switch lines: a program needs each decision only once. It adds one habit that matters for conditions: every limit a condition tests, such as 443 or 80, is a named constant. A condition then reads as words, such as cpu percent greater than the warning percent, and a rule changes in exactly one place. The 0 and 100 in the disk check stay numbers, because they are not limits: 0 means no disk, and 100 turns a fraction into a percent. Each function's comment also states its boundary, such as exactly 80 percent is Normal, and says why the disk guard comes first.</w:t>
       </w:r>
     </w:p>
     <w:p>
@@ -9137,10 +9122,7 @@
     </w:p>
     <w:p>
       <w:r>
-        <w:t>Both versions make the same decisions. The Basic version makes the port decision twice, as an else-if chain and as a switch, so you can compare the two forms; the Production-Minded version keeps one, the chain, because it works with the named constants in every language: a C case cannot use a const int, and in Python case HTTPS_PORT captures instead of comparing; C++, C#, Go, and TypeScript could switch on these constants. The Basic version writes each tested number, such as 443 or 80, straight into its con</w:t>
-      </w:r>
-      <w:r>
-        <w:t>dition; the Production-Minded version gives each limit a name once, at the top of the file, and every condition uses the name.</w:t>
+        <w:t>Both versions make the same decisions. The Basic version makes the port decision twice, as an else-if chain and as a switch, so you can compare the two forms; the Production-Minded version keeps one, the chain, because it works with the named constants in every language: a C case cannot use a const int, and in Python case HTTPS_PORT captures instead of comparing; C++, C#, Go, and TypeScript could switch on these constants. The Basic version writes each tested number, such as 443 or 80, straight into its condition; the Production-Minded version gives each limit a name once, at the top of the file, and every condition uses the name.</w:t>
       </w:r>
     </w:p>
     <w:p>
@@ -10666,10 +10648,7 @@
     </w:p>
     <w:p>
       <w:r>
-        <w:t>The production-minded version makes the same decisions and prints the same report, without the Switch lines: a program needs each decision only once. It adds one habit that matters for conditions: every limit a condition tests, such as 443 or 80, is a named constant. A condition then reads as words, such as cpu percent greater than the warning percent, and a rule changes in exactly one place. The 0 and 100 in the disk check stay numbers, because they are not limits: 0 means no disk, and 100 turns a fraction</w:t>
-      </w:r>
-      <w:r>
-        <w:t xml:space="preserve"> into a percent. Each function's comment also states its boundary, such as exactly 80 percent is Normal, and says why the disk guard comes first.</w:t>
+        <w:t>The production-minded version makes the same decisions and prints the same report, without the Switch lines: a program needs each decision only once. It adds one habit that matters for conditions: every limit a condition tests, such as 443 or 80, is a named constant. A condition then reads as words, such as cpu percent greater than the warning percent, and a rule changes in exactly one place. The 0 and 100 in the disk check stay numbers, because they are not limits: 0 means no disk, and 100 turns a fraction into a percent. Each function's comment also states its boundary, such as exactly 80 percent is Normal, and says why the disk guard comes first.</w:t>
       </w:r>
     </w:p>
     <w:p>
@@ -11692,10 +11671,7 @@
     </w:p>
     <w:p>
       <w:r>
-        <w:t>Both versions make the same decisions. The Basic version makes the port decision twice, as an else-if chain and as a switch, so you can compare the two forms; the Production-Minded version keeps one, the chain, because it works with the named constants in every language: a C case cannot use a const int, and in Python case HTTPS_PORT captures instead of comparing; C++, C#, Go, and TypeScript could switch on these constants. The Basic version writes each tested number, such as 443 or 80, straight into its con</w:t>
-      </w:r>
-      <w:r>
-        <w:t>dition; the Production-Minded version gives each limit a name once, at the top of the file, and every condition uses the name.</w:t>
+        <w:t>Both versions make the same decisions. The Basic version makes the port decision twice, as an else-if chain and as a switch, so you can compare the two forms; the Production-Minded version keeps one, the chain, because it works with the named constants in every language: a C case cannot use a const int, and in Python case HTTPS_PORT captures instead of comparing; C++, C#, Go, and TypeScript could switch on these constants. The Basic version writes each tested number, such as 443 or 80, straight into its condition; the Production-Minded version gives each limit a name once, at the top of the file, and every condition uses the name.</w:t>
       </w:r>
     </w:p>
     <w:p>
@@ -13047,10 +13023,7 @@
     </w:p>
     <w:p>
       <w:r>
-        <w:t>The production-minded version makes the same decisions and prints the same report, without the Switch lines: a program needs each decision only once. It adds one habit that matters for conditions: every limit a condition tests, such as 443 or 80, is a named constant. A condition then reads as words, such as cpu percent greater than the warning percent, and a rule changes in exactly one place. The 0 and 100 in the disk check stay numbers, because they are not limits: 0 means no disk, and 100 turns a fraction</w:t>
-      </w:r>
-      <w:r>
-        <w:t xml:space="preserve"> into a percent. Each function's comment also states its boundary, such as exactly 80 percent is Normal, and says why the disk guard comes first.</w:t>
+        <w:t>The production-minded version makes the same decisions and prints the same report, without the Switch lines: a program needs each decision only once. It adds one habit that matters for conditions: every limit a condition tests, such as 443 or 80, is a named constant. A condition then reads as words, such as cpu percent greater than the warning percent, and a rule changes in exactly one place. The 0 and 100 in the disk check stay numbers, because they are not limits: 0 means no disk, and 100 turns a fraction into a percent. Each function's comment also states its boundary, such as exactly 80 percent is Normal, and says why the disk guard comes first.</w:t>
       </w:r>
     </w:p>
     <w:p>
@@ -13966,10 +13939,7 @@
     </w:p>
     <w:p>
       <w:r>
-        <w:t>Both versions make the same decisions. The Basic version makes the port decision twice, as an else-if chain and as a match, so you can compare the two forms; the Production-Minded version keeps one, the chain, because it works with the named constants in every language: a C case cannot use a const int, and in Python case HTTPS_PORT captures instead of comparing; C++, C#, Go, and TypeScript could switch on these constants. The Basic version writes each tested number, such as 443 or 80, straight into its cond</w:t>
-      </w:r>
-      <w:r>
-        <w:t>ition; the Production-Minded version gives each limit a name once, at the top of the file, and every condition uses the name.</w:t>
+        <w:t>Both versions make the same decisions. The Basic version makes the port decision twice, as an else-if chain and as a match, so you can compare the two forms; the Production-Minded version keeps one, the chain, because it works with the named constants in every language: a C case cannot use a const int, and in Python case HTTPS_PORT captures instead of comparing; C++, C#, Go, and TypeScript could switch on these constants. The Basic version writes each tested number, such as 443 or 80, straight into its condition; the Production-Minded version gives each limit a name once, at the top of the file, and every condition uses the name.</w:t>
       </w:r>
     </w:p>
     <w:p>
@@ -15484,10 +15454,7 @@
     </w:p>
     <w:p>
       <w:r>
-        <w:t>The production-minded version makes the same decisions and prints the same report, without the Switch lines: a program needs each decision only once. It adds one habit that matters for conditions: every limit a condition tests, such as 443 or 80, is a named constant. A condition then reads as words, such as cpu percent greater than the warning percent, and a rule changes in exactly one place. The 0 and 100 in the disk check stay numbers, because they are not limits: 0 means no disk, and 100 turns a fraction</w:t>
-      </w:r>
-      <w:r>
-        <w:t xml:space="preserve"> into a percent. Each function's comment also states its boundary, such as exactly 80 percent is Normal, and says why the disk guard comes first.</w:t>
+        <w:t>The production-minded version makes the same decisions and prints the same report, without the Switch lines: a program needs each decision only once. It adds one habit that matters for conditions: every limit a condition tests, such as 443 or 80, is a named constant. A condition then reads as words, such as cpu percent greater than the warning percent, and a rule changes in exactly one place. The 0 and 100 in the disk check stay numbers, because they are not limits: 0 means no disk, and 100 turns a fraction into a percent. Each function's comment also states its boundary, such as exactly 80 percent is Normal, and says why the disk guard comes first.</w:t>
       </w:r>
     </w:p>
     <w:p>
@@ -16434,10 +16401,7 @@
     </w:p>
     <w:p>
       <w:r>
-        <w:t>Both versions make the same decisions. The Basic version makes the port decision twice, as an else-if chain and as a switch, so you can compare the two forms; the Production-Minded version keeps one, the chain, because it works with the named constants in every language: a C case cannot use a const int, and in Python case HTTPS_PORT captures instead of comparing; C++, C#, Go, and TypeScript could switch on these constants. The Basic version writes each tested number, such as 443 or 80, straight into its con</w:t>
-      </w:r>
-      <w:r>
-        <w:t>dition; the Production-Minded version gives each limit a name once, at the top of the file, and every condition uses the name.</w:t>
+        <w:t>Both versions make the same decisions. The Basic version makes the port decision twice, as an else-if chain and as a switch, so you can compare the two forms; the Production-Minded version keeps one, the chain, because it works with the named constants in every language: a C case cannot use a const int, and in Python case HTTPS_PORT captures instead of comparing; C++, C#, Go, and TypeScript could switch on these constants. The Basic version writes each tested number, such as 443 or 80, straight into its condition; the Production-Minded version gives each limit a name once, at the top of the file, and every condition uses the name.</w:t>
       </w:r>
     </w:p>
     <w:p>
@@ -17213,10 +17177,7 @@
     </w:p>
     <w:p>
       <w:r>
-        <w:t>These four functions are the first decisions of both Chapter 2 projects. The Command-Line Survey Application uses conditions for basic choices: classify_port will turn the Service port answer from Lesson 2.3 into its service type, and check_port_number will tell the user when a port answer is out of range, once Lesson 2.11 converts the answer to a number. The System Information Utility reports on the computer it runs on: classify_cpu's pattern, a named limit compared with a measured value, is how it will fl</w:t>
-      </w:r>
-      <w:r>
-        <w:t>ag a reading that needs attention, and check_disk is its disk check, whose guard keeps a disk with no size from stopping the report once Lesson 2.15 reads real disk sizes. Later lessons add the rest: Lesson 2.5 repeats a check for every item in a list, and Lesson 2.11 reports input errors.</w:t>
+        <w:t>These four functions are the first decisions of both Chapter 2 projects. The Command-Line Survey Application uses conditions for basic choices: classify_port will turn the Service port answer from Lesson 2.3 into its service type, and check_port_number will tell the user when a port answer is out of range, once Lesson 2.11 converts the answer to a number. The System Information Utility reports on the computer it runs on: classify_cpu's pattern, a named limit compared with a measured value, is how it will flag a reading that needs attention, and check_disk is its disk check, whose guard keeps a disk with no size from stopping the report once Lesson 2.15 reads real disk sizes. Later lessons add the rest: Lesson 2.5 repeats a check for every item in a list, and Lesson 2.11 reports input errors.</w:t>
       </w:r>
     </w:p>
     <w:p>
@@ -17945,10 +17906,7 @@
     </w:p>
     <w:p>
       <w:r>
-        <w:t>A condition is a question with a true or false answer, built from comparisons such as ==, &gt;, and &lt;=, and joined with &amp;&amp; or || when two questions matter. if runs code only when its condition is true, else if tries the next condition, and else catches everything left, so a chain always runs exactly one branch. ! flips an answer, &amp;&amp; and || stop as soon as the answer is known, so a guard on the left protects a risky test on the right, and the conditional expression picks one of two values in a single line. When</w:t>
-      </w:r>
-      <w:r>
-        <w:t xml:space="preserve"> one value is compared with several fixed values, a switch (Python match) can replace the chain. Each function here makes one decision and returns a label, the shape both Chapter 2 projects will reuse. Lesson 2.5 repeats work with loops, which run while a condition stays true.</w:t>
+        <w:t>A condition is a question with a true or false answer, built from comparisons such as ==, &gt;, and &lt;=, and joined with &amp;&amp; or || when two questions matter. if runs code only when its condition is true, else if tries the next condition, and else catches everything left, so a chain always runs exactly one branch. ! flips an answer, &amp;&amp; and || stop as soon as the answer is known, so a guard on the left protects a risky test on the right, and the conditional expression picks one of two values in a single line. When one value is compared with several fixed values, a switch (Python match) can replace the chain. Each function here makes one decision and returns a label, the shape both Chapter 2 projects will reuse. Lesson 2.5 repeats work with loops, which run while a condition stays true.</w:t>
       </w:r>
     </w:p>
     <w:sectPr>

--- a/Volume 1/Chapter 02 - Language Fundamentals/SPA_Vol1_Ch2_Lesson2_4_Conditions.docx
+++ b/Volume 1/Chapter 02 - Language Fundamentals/SPA_Vol1_Ch2_Lesson2_4_Conditions.docx
@@ -1731,23 +1731,23 @@
         <w:pStyle w:val="SourceCode"/>
       </w:pPr>
       <w:r>
-        <w:t xml:space="preserve">    // service starts as empty text, and the switch below replaces it. In</w:t>
-      </w:r>
-    </w:p>
-    <w:p>
-      <w:pPr>
-        <w:pStyle w:val="SourceCode"/>
-      </w:pPr>
-      <w:r>
-        <w:t xml:space="preserve">    // const char *, const protects the letters of the text, not the</w:t>
-      </w:r>
-    </w:p>
-    <w:p>
-      <w:pPr>
-        <w:pStyle w:val="SourceCode"/>
-      </w:pPr>
-      <w:r>
-        <w:t xml:space="preserve">    // variable, so service can be given other text.</w:t>
+        <w:t xml:space="preserve">    // service starts as empty text, and the switch below replaces it.</w:t>
+      </w:r>
+    </w:p>
+    <w:p>
+      <w:pPr>
+        <w:pStyle w:val="SourceCode"/>
+      </w:pPr>
+      <w:r>
+        <w:t xml:space="preserve">    // Remember, the text is const, not the variable, so service can take</w:t>
+      </w:r>
+    </w:p>
+    <w:p>
+      <w:pPr>
+        <w:pStyle w:val="SourceCode"/>
+      </w:pPr>
+      <w:r>
+        <w:t xml:space="preserve">    // other text.</w:t>
       </w:r>
     </w:p>
     <w:p>
@@ -2944,7 +2944,10 @@
     </w:p>
     <w:p>
       <w:r>
-        <w:t>The production-minded version makes the same decisions and prints the same report, without the Switch lines: a program needs each decision only once. It adds one habit that matters for conditions: every limit a condition tests, such as 443 or 80, is a named constant. A condition then reads as words, such as cpu percent greater than the warning percent, and a rule changes in exactly one place. The 0 and 100 in the disk check stay numbers, because they are not limits: 0 means no disk, and 100 turns a fraction into a percent. Each function's comment also states its boundary, such as exactly 80 percent is Normal, and says why the disk guard comes first.</w:t>
+        <w:t>The production-minded version makes the same decisions and prints the same report, without the Switch lines: a program needs each decision only once. It adds one habit that matters for conditions: every limit a condition tests, such as 443 or 80, is a named constant. A condition then reads as words, such as cpu percent greater than the warning percent, and a rule changes in exactly one place. The 0 and 100 in the disk check stay numbers, because they are not limits: 0 means no disk, and 100 turns a fraction</w:t>
+      </w:r>
+      <w:r>
+        <w:t xml:space="preserve"> into a percent. Each function's comment also states its boundary, such as exactly 80 percent is Normal, and says why the disk guard comes first.</w:t>
       </w:r>
     </w:p>
     <w:p>
@@ -3065,15 +3068,15 @@
         <w:pStyle w:val="SourceCode"/>
       </w:pPr>
       <w:r>
-        <w:t>// Takes a port; returns its service type. The final else gives every</w:t>
-      </w:r>
-    </w:p>
-    <w:p>
-      <w:pPr>
-        <w:pStyle w:val="SourceCode"/>
-      </w:pPr>
-      <w:r>
-        <w:t>// other port an answer, so the function never returns without one.</w:t>
+        <w:t>// Takes a port; returns its service type. The final else answers every</w:t>
+      </w:r>
+    </w:p>
+    <w:p>
+      <w:pPr>
+        <w:pStyle w:val="SourceCode"/>
+      </w:pPr>
+      <w:r>
+        <w:t>// other port. Remember, a const parameter can never get a new value.</w:t>
       </w:r>
     </w:p>
     <w:p>
@@ -3933,7 +3936,10 @@
     </w:p>
     <w:p>
       <w:r>
-        <w:t>Both versions make the same decisions. The Basic version makes the port decision twice, as an else-if chain and as a switch, so you can compare the two forms; the Production-Minded version keeps one, the chain, because it works with the named constants in every language: a C case cannot use a const int, and in Python case HTTPS_PORT captures instead of comparing; C++, C#, Go, and TypeScript could switch on these constants. The Basic version writes each tested number, such as 443 or 80, straight into its condition; the Production-Minded version gives each limit a name once, at the top of the file, and every condition uses the name.</w:t>
+        <w:t>Both versions make the same decisions. The Basic version makes the port decision twice, as an else-if chain and as a switch, so you can compare the two forms; the Production-Minded version keeps one, the chain, because it works with the named constants in every language: a C case cannot use a const int, and in Python case HTTPS_PORT captures instead of comparing; C++, C#, Go, and TypeScript could switch on these constants. The Basic version writes each tested number, such as 443 or 80, straight into its con</w:t>
+      </w:r>
+      <w:r>
+        <w:t>dition; the Production-Minded version gives each limit a name once, at the top of the file, and every condition uses the name.</w:t>
       </w:r>
     </w:p>
     <w:p>
@@ -5414,7 +5420,10 @@
     </w:p>
     <w:p>
       <w:r>
-        <w:t>The production-minded version makes the same decisions and prints the same report, without the Switch lines: a program needs each decision only once. It adds one habit that matters for conditions: every limit a condition tests, such as 443 or 80, is a named constant. A condition then reads as words, such as cpu percent greater than the warning percent, and a rule changes in exactly one place. The 0 and 100 in the disk check stay numbers, because they are not limits: 0 means no disk, and 100 turns a fraction into a percent. Each function's comment also states its boundary, such as exactly 80 percent is Normal, and says why the disk guard comes first.</w:t>
+        <w:t>The production-minded version makes the same decisions and prints the same report, without the Switch lines: a program needs each decision only once. It adds one habit that matters for conditions: every limit a condition tests, such as 443 or 80, is a named constant. A condition then reads as words, such as cpu percent greater than the warning percent, and a rule changes in exactly one place. The 0 and 100 in the disk check stay numbers, because they are not limits: 0 means no disk, and 100 turns a fraction</w:t>
+      </w:r>
+      <w:r>
+        <w:t xml:space="preserve"> into a percent. Each function's comment also states its boundary, such as exactly 80 percent is Normal, and says why the disk guard comes first.</w:t>
       </w:r>
     </w:p>
     <w:p>
@@ -5535,15 +5544,15 @@
         <w:pStyle w:val="SourceCode"/>
       </w:pPr>
       <w:r>
-        <w:t>// Takes a port; returns its service type. The final else gives every</w:t>
-      </w:r>
-    </w:p>
-    <w:p>
-      <w:pPr>
-        <w:pStyle w:val="SourceCode"/>
-      </w:pPr>
-      <w:r>
-        <w:t>// other port an answer, so the function never returns without one.</w:t>
+        <w:t>// Takes a port; returns its service type. The final else answers every</w:t>
+      </w:r>
+    </w:p>
+    <w:p>
+      <w:pPr>
+        <w:pStyle w:val="SourceCode"/>
+      </w:pPr>
+      <w:r>
+        <w:t>// other port. Remember, a const parameter can never get a new value.</w:t>
       </w:r>
     </w:p>
     <w:p>
@@ -6390,7 +6399,10 @@
     </w:p>
     <w:p>
       <w:r>
-        <w:t>Both versions make the same decisions. The Basic version makes the port decision twice, as an else-if chain and as a switch, so you can compare the two forms; the Production-Minded version keeps one, the chain, because it works with the named constants in every language: a C case cannot use a const int, and in Python case HTTPS_PORT captures instead of comparing; C++, C#, Go, and TypeScript could switch on these constants. The Basic version writes each tested number, such as 443 or 80, straight into its condition; the Production-Minded version gives each limit a name once, at the top of the file, and every condition uses the name.</w:t>
+        <w:t>Both versions make the same decisions. The Basic version makes the port decision twice, as an else-if chain and as a switch, so you can compare the two forms; the Production-Minded version keeps one, the chain, because it works with the named constants in every language: a C case cannot use a const int, and in Python case HTTPS_PORT captures instead of comparing; C++, C#, Go, and TypeScript could switch on these constants. The Basic version writes each tested number, such as 443 or 80, straight into its con</w:t>
+      </w:r>
+      <w:r>
+        <w:t>dition; the Production-Minded version gives each limit a name once, at the top of the file, and every condition uses the name.</w:t>
       </w:r>
     </w:p>
     <w:p>
@@ -8028,7 +8040,10 @@
     </w:p>
     <w:p>
       <w:r>
-        <w:t>The production-minded version makes the same decisions and prints the same report, without the Switch lines: a program needs each decision only once. It adds one habit that matters for conditions: every limit a condition tests, such as 443 or 80, is a named constant. A condition then reads as words, such as cpu percent greater than the warning percent, and a rule changes in exactly one place. The 0 and 100 in the disk check stay numbers, because they are not limits: 0 means no disk, and 100 turns a fraction into a percent. Each function's comment also states its boundary, such as exactly 80 percent is Normal, and says why the disk guard comes first.</w:t>
+        <w:t>The production-minded version makes the same decisions and prints the same report, without the Switch lines: a program needs each decision only once. It adds one habit that matters for conditions: every limit a condition tests, such as 443 or 80, is a named constant. A condition then reads as words, such as cpu percent greater than the warning percent, and a rule changes in exactly one place. The 0 and 100 in the disk check stay numbers, because they are not limits: 0 means no disk, and 100 turns a fraction</w:t>
+      </w:r>
+      <w:r>
+        <w:t xml:space="preserve"> into a percent. Each function's comment also states its boundary, such as exactly 80 percent is Normal, and says why the disk guard comes first.</w:t>
       </w:r>
     </w:p>
     <w:p>
@@ -9122,7 +9137,10 @@
     </w:p>
     <w:p>
       <w:r>
-        <w:t>Both versions make the same decisions. The Basic version makes the port decision twice, as an else-if chain and as a switch, so you can compare the two forms; the Production-Minded version keeps one, the chain, because it works with the named constants in every language: a C case cannot use a const int, and in Python case HTTPS_PORT captures instead of comparing; C++, C#, Go, and TypeScript could switch on these constants. The Basic version writes each tested number, such as 443 or 80, straight into its condition; the Production-Minded version gives each limit a name once, at the top of the file, and every condition uses the name.</w:t>
+        <w:t>Both versions make the same decisions. The Basic version makes the port decision twice, as an else-if chain and as a switch, so you can compare the two forms; the Production-Minded version keeps one, the chain, because it works with the named constants in every language: a C case cannot use a const int, and in Python case HTTPS_PORT captures instead of comparing; C++, C#, Go, and TypeScript could switch on these constants. The Basic version writes each tested number, such as 443 or 80, straight into its con</w:t>
+      </w:r>
+      <w:r>
+        <w:t>dition; the Production-Minded version gives each limit a name once, at the top of the file, and every condition uses the name.</w:t>
       </w:r>
     </w:p>
     <w:p>
@@ -10648,7 +10666,10 @@
     </w:p>
     <w:p>
       <w:r>
-        <w:t>The production-minded version makes the same decisions and prints the same report, without the Switch lines: a program needs each decision only once. It adds one habit that matters for conditions: every limit a condition tests, such as 443 or 80, is a named constant. A condition then reads as words, such as cpu percent greater than the warning percent, and a rule changes in exactly one place. The 0 and 100 in the disk check stay numbers, because they are not limits: 0 means no disk, and 100 turns a fraction into a percent. Each function's comment also states its boundary, such as exactly 80 percent is Normal, and says why the disk guard comes first.</w:t>
+        <w:t>The production-minded version makes the same decisions and prints the same report, without the Switch lines: a program needs each decision only once. It adds one habit that matters for conditions: every limit a condition tests, such as 443 or 80, is a named constant. A condition then reads as words, such as cpu percent greater than the warning percent, and a rule changes in exactly one place. The 0 and 100 in the disk check stay numbers, because they are not limits: 0 means no disk, and 100 turns a fraction</w:t>
+      </w:r>
+      <w:r>
+        <w:t xml:space="preserve"> into a percent. Each function's comment also states its boundary, such as exactly 80 percent is Normal, and says why the disk guard comes first.</w:t>
       </w:r>
     </w:p>
     <w:p>
@@ -11671,7 +11692,10 @@
     </w:p>
     <w:p>
       <w:r>
-        <w:t>Both versions make the same decisions. The Basic version makes the port decision twice, as an else-if chain and as a switch, so you can compare the two forms; the Production-Minded version keeps one, the chain, because it works with the named constants in every language: a C case cannot use a const int, and in Python case HTTPS_PORT captures instead of comparing; C++, C#, Go, and TypeScript could switch on these constants. The Basic version writes each tested number, such as 443 or 80, straight into its condition; the Production-Minded version gives each limit a name once, at the top of the file, and every condition uses the name.</w:t>
+        <w:t>Both versions make the same decisions. The Basic version makes the port decision twice, as an else-if chain and as a switch, so you can compare the two forms; the Production-Minded version keeps one, the chain, because it works with the named constants in every language: a C case cannot use a const int, and in Python case HTTPS_PORT captures instead of comparing; C++, C#, Go, and TypeScript could switch on these constants. The Basic version writes each tested number, such as 443 or 80, straight into its con</w:t>
+      </w:r>
+      <w:r>
+        <w:t>dition; the Production-Minded version gives each limit a name once, at the top of the file, and every condition uses the name.</w:t>
       </w:r>
     </w:p>
     <w:p>
@@ -13023,7 +13047,10 @@
     </w:p>
     <w:p>
       <w:r>
-        <w:t>The production-minded version makes the same decisions and prints the same report, without the Switch lines: a program needs each decision only once. It adds one habit that matters for conditions: every limit a condition tests, such as 443 or 80, is a named constant. A condition then reads as words, such as cpu percent greater than the warning percent, and a rule changes in exactly one place. The 0 and 100 in the disk check stay numbers, because they are not limits: 0 means no disk, and 100 turns a fraction into a percent. Each function's comment also states its boundary, such as exactly 80 percent is Normal, and says why the disk guard comes first.</w:t>
+        <w:t>The production-minded version makes the same decisions and prints the same report, without the Switch lines: a program needs each decision only once. It adds one habit that matters for conditions: every limit a condition tests, such as 443 or 80, is a named constant. A condition then reads as words, such as cpu percent greater than the warning percent, and a rule changes in exactly one place. The 0 and 100 in the disk check stay numbers, because they are not limits: 0 means no disk, and 100 turns a fraction</w:t>
+      </w:r>
+      <w:r>
+        <w:t xml:space="preserve"> into a percent. Each function's comment also states its boundary, such as exactly 80 percent is Normal, and says why the disk guard comes first.</w:t>
       </w:r>
     </w:p>
     <w:p>
@@ -13939,7 +13966,10 @@
     </w:p>
     <w:p>
       <w:r>
-        <w:t>Both versions make the same decisions. The Basic version makes the port decision twice, as an else-if chain and as a match, so you can compare the two forms; the Production-Minded version keeps one, the chain, because it works with the named constants in every language: a C case cannot use a const int, and in Python case HTTPS_PORT captures instead of comparing; C++, C#, Go, and TypeScript could switch on these constants. The Basic version writes each tested number, such as 443 or 80, straight into its condition; the Production-Minded version gives each limit a name once, at the top of the file, and every condition uses the name.</w:t>
+        <w:t>Both versions make the same decisions. The Basic version makes the port decision twice, as an else-if chain and as a match, so you can compare the two forms; the Production-Minded version keeps one, the chain, because it works with the named constants in every language: a C case cannot use a const int, and in Python case HTTPS_PORT captures instead of comparing; C++, C#, Go, and TypeScript could switch on these constants. The Basic version writes each tested number, such as 443 or 80, straight into its cond</w:t>
+      </w:r>
+      <w:r>
+        <w:t>ition; the Production-Minded version gives each limit a name once, at the top of the file, and every condition uses the name.</w:t>
       </w:r>
     </w:p>
     <w:p>
@@ -15454,7 +15484,10 @@
     </w:p>
     <w:p>
       <w:r>
-        <w:t>The production-minded version makes the same decisions and prints the same report, without the Switch lines: a program needs each decision only once. It adds one habit that matters for conditions: every limit a condition tests, such as 443 or 80, is a named constant. A condition then reads as words, such as cpu percent greater than the warning percent, and a rule changes in exactly one place. The 0 and 100 in the disk check stay numbers, because they are not limits: 0 means no disk, and 100 turns a fraction into a percent. Each function's comment also states its boundary, such as exactly 80 percent is Normal, and says why the disk guard comes first.</w:t>
+        <w:t>The production-minded version makes the same decisions and prints the same report, without the Switch lines: a program needs each decision only once. It adds one habit that matters for conditions: every limit a condition tests, such as 443 or 80, is a named constant. A condition then reads as words, such as cpu percent greater than the warning percent, and a rule changes in exactly one place. The 0 and 100 in the disk check stay numbers, because they are not limits: 0 means no disk, and 100 turns a fraction</w:t>
+      </w:r>
+      <w:r>
+        <w:t xml:space="preserve"> into a percent. Each function's comment also states its boundary, such as exactly 80 percent is Normal, and says why the disk guard comes first.</w:t>
       </w:r>
     </w:p>
     <w:p>
@@ -16401,7 +16434,10 @@
     </w:p>
     <w:p>
       <w:r>
-        <w:t>Both versions make the same decisions. The Basic version makes the port decision twice, as an else-if chain and as a switch, so you can compare the two forms; the Production-Minded version keeps one, the chain, because it works with the named constants in every language: a C case cannot use a const int, and in Python case HTTPS_PORT captures instead of comparing; C++, C#, Go, and TypeScript could switch on these constants. The Basic version writes each tested number, such as 443 or 80, straight into its condition; the Production-Minded version gives each limit a name once, at the top of the file, and every condition uses the name.</w:t>
+        <w:t>Both versions make the same decisions. The Basic version makes the port decision twice, as an else-if chain and as a switch, so you can compare the two forms; the Production-Minded version keeps one, the chain, because it works with the named constants in every language: a C case cannot use a const int, and in Python case HTTPS_PORT captures instead of comparing; C++, C#, Go, and TypeScript could switch on these constants. The Basic version writes each tested number, such as 443 or 80, straight into its con</w:t>
+      </w:r>
+      <w:r>
+        <w:t>dition; the Production-Minded version gives each limit a name once, at the top of the file, and every condition uses the name.</w:t>
       </w:r>
     </w:p>
     <w:p>
@@ -17177,7 +17213,10 @@
     </w:p>
     <w:p>
       <w:r>
-        <w:t>These four functions are the first decisions of both Chapter 2 projects. The Command-Line Survey Application uses conditions for basic choices: classify_port will turn the Service port answer from Lesson 2.3 into its service type, and check_port_number will tell the user when a port answer is out of range, once Lesson 2.11 converts the answer to a number. The System Information Utility reports on the computer it runs on: classify_cpu's pattern, a named limit compared with a measured value, is how it will flag a reading that needs attention, and check_disk is its disk check, whose guard keeps a disk with no size from stopping the report once Lesson 2.15 reads real disk sizes. Later lessons add the rest: Lesson 2.5 repeats a check for every item in a list, and Lesson 2.11 reports input errors.</w:t>
+        <w:t>These four functions are the first decisions of both Chapter 2 projects. The Command-Line Survey Application uses conditions for basic choices: classify_port will turn the Service port answer from Lesson 2.3 into its service type, and check_port_number will tell the user when a port answer is out of range, once Lesson 2.11 converts the answer to a number. The System Information Utility reports on the computer it runs on: classify_cpu's pattern, a named limit compared with a measured value, is how it will fl</w:t>
+      </w:r>
+      <w:r>
+        <w:t>ag a reading that needs attention, and check_disk is its disk check, whose guard keeps a disk with no size from stopping the report once Lesson 2.15 reads real disk sizes. Later lessons add the rest: Lesson 2.5 repeats a check for every item in a list, and Lesson 2.11 reports input errors.</w:t>
       </w:r>
     </w:p>
     <w:p>
@@ -17906,7 +17945,10 @@
     </w:p>
     <w:p>
       <w:r>
-        <w:t>A condition is a question with a true or false answer, built from comparisons such as ==, &gt;, and &lt;=, and joined with &amp;&amp; or || when two questions matter. if runs code only when its condition is true, else if tries the next condition, and else catches everything left, so a chain always runs exactly one branch. ! flips an answer, &amp;&amp; and || stop as soon as the answer is known, so a guard on the left protects a risky test on the right, and the conditional expression picks one of two values in a single line. When one value is compared with several fixed values, a switch (Python match) can replace the chain. Each function here makes one decision and returns a label, the shape both Chapter 2 projects will reuse. Lesson 2.5 repeats work with loops, which run while a condition stays true.</w:t>
+        <w:t>A condition is a question with a true or false answer, built from comparisons such as ==, &gt;, and &lt;=, and joined with &amp;&amp; or || when two questions matter. if runs code only when its condition is true, else if tries the next condition, and else catches everything left, so a chain always runs exactly one branch. ! flips an answer, &amp;&amp; and || stop as soon as the answer is known, so a guard on the left protects a risky test on the right, and the conditional expression picks one of two values in a single line. When</w:t>
+      </w:r>
+      <w:r>
+        <w:t xml:space="preserve"> one value is compared with several fixed values, a switch (Python match) can replace the chain. Each function here makes one decision and returns a label, the shape both Chapter 2 projects will reuse. Lesson 2.5 repeats work with loops, which run while a condition stays true.</w:t>
       </w:r>
     </w:p>
     <w:sectPr>
@@ -18092,31 +18134,31 @@
       </w:rPr>
     </w:lvl>
   </w:abstractNum>
-  <w:num w:numId="1" w16cid:durableId="1532762794">
+  <w:num w:numId="1" w16cid:durableId="1501578031">
     <w:abstractNumId w:val="8"/>
   </w:num>
-  <w:num w:numId="2" w16cid:durableId="1160122604">
+  <w:num w:numId="2" w16cid:durableId="1736969281">
     <w:abstractNumId w:val="6"/>
   </w:num>
-  <w:num w:numId="3" w16cid:durableId="625090224">
+  <w:num w:numId="3" w16cid:durableId="1301618077">
     <w:abstractNumId w:val="5"/>
   </w:num>
-  <w:num w:numId="4" w16cid:durableId="431123533">
+  <w:num w:numId="4" w16cid:durableId="760372376">
     <w:abstractNumId w:val="4"/>
   </w:num>
-  <w:num w:numId="5" w16cid:durableId="85076565">
+  <w:num w:numId="5" w16cid:durableId="949820092">
     <w:abstractNumId w:val="7"/>
   </w:num>
-  <w:num w:numId="6" w16cid:durableId="566261635">
+  <w:num w:numId="6" w16cid:durableId="1205361384">
     <w:abstractNumId w:val="3"/>
   </w:num>
-  <w:num w:numId="7" w16cid:durableId="760681491">
+  <w:num w:numId="7" w16cid:durableId="350492026">
     <w:abstractNumId w:val="2"/>
   </w:num>
-  <w:num w:numId="8" w16cid:durableId="451705417">
+  <w:num w:numId="8" w16cid:durableId="841359418">
     <w:abstractNumId w:val="1"/>
   </w:num>
-  <w:num w:numId="9" w16cid:durableId="50664525">
+  <w:num w:numId="9" w16cid:durableId="1166477567">
     <w:abstractNumId w:val="0"/>
   </w:num>
 </w:numbering>
